--- a/flutter_widget_trees.docx
+++ b/flutter_widget_trees.docx
@@ -141,6 +141,48 @@
           </w:tcPr>
           <w:p>
             <w:r>
+              <w:t>SplashScreen</w:t>
+            </w:r>
+          </w:p>
+        </w:tc>
+        <w:tc>
+          <w:tcPr>
+            <w:tcW w:type="dxa" w:w="2520"/>
+          </w:tcPr>
+          <w:p>
+            <w:r>
+              <w:t>Authentication Screens</w:t>
+            </w:r>
+          </w:p>
+        </w:tc>
+        <w:tc>
+          <w:tcPr>
+            <w:tcW w:type="dxa" w:w="2520"/>
+          </w:tcPr>
+          <w:p>
+            <w:r>
+              <w:t>lib/authentication/splashscreen.dart</w:t>
+            </w:r>
+          </w:p>
+        </w:tc>
+      </w:tr>
+      <w:tr>
+        <w:tc>
+          <w:tcPr>
+            <w:tcW w:type="dxa" w:w="2520"/>
+          </w:tcPr>
+          <w:p>
+            <w:r>
+              <w:t>03</w:t>
+            </w:r>
+          </w:p>
+        </w:tc>
+        <w:tc>
+          <w:tcPr>
+            <w:tcW w:type="dxa" w:w="2520"/>
+          </w:tcPr>
+          <w:p>
+            <w:r>
               <w:t>LoginScreen</w:t>
             </w:r>
           </w:p>
@@ -173,7 +215,7 @@
           </w:tcPr>
           <w:p>
             <w:r>
-              <w:t>03</w:t>
+              <w:t>04</w:t>
             </w:r>
           </w:p>
         </w:tc>
@@ -215,7 +257,7 @@
           </w:tcPr>
           <w:p>
             <w:r>
-              <w:t>04</w:t>
+              <w:t>05</w:t>
             </w:r>
           </w:p>
         </w:tc>
@@ -257,7 +299,7 @@
           </w:tcPr>
           <w:p>
             <w:r>
-              <w:t>05</w:t>
+              <w:t>06</w:t>
             </w:r>
           </w:p>
         </w:tc>
@@ -299,7 +341,7 @@
           </w:tcPr>
           <w:p>
             <w:r>
-              <w:t>06</w:t>
+              <w:t>07</w:t>
             </w:r>
           </w:p>
         </w:tc>
@@ -341,7 +383,7 @@
           </w:tcPr>
           <w:p>
             <w:r>
-              <w:t>07</w:t>
+              <w:t>08</w:t>
             </w:r>
           </w:p>
         </w:tc>
@@ -383,7 +425,7 @@
           </w:tcPr>
           <w:p>
             <w:r>
-              <w:t>08</w:t>
+              <w:t>09</w:t>
             </w:r>
           </w:p>
         </w:tc>
@@ -425,7 +467,7 @@
           </w:tcPr>
           <w:p>
             <w:r>
-              <w:t>09</w:t>
+              <w:t>10</w:t>
             </w:r>
           </w:p>
         </w:tc>
@@ -467,7 +509,7 @@
           </w:tcPr>
           <w:p>
             <w:r>
-              <w:t>10</w:t>
+              <w:t>11</w:t>
             </w:r>
           </w:p>
         </w:tc>
@@ -509,7 +551,7 @@
           </w:tcPr>
           <w:p>
             <w:r>
-              <w:t>11</w:t>
+              <w:t>12</w:t>
             </w:r>
           </w:p>
         </w:tc>
@@ -551,7 +593,7 @@
           </w:tcPr>
           <w:p>
             <w:r>
-              <w:t>12</w:t>
+              <w:t>13</w:t>
             </w:r>
           </w:p>
         </w:tc>
@@ -593,7 +635,7 @@
           </w:tcPr>
           <w:p>
             <w:r>
-              <w:t>13</w:t>
+              <w:t>14</w:t>
             </w:r>
           </w:p>
         </w:tc>
@@ -635,7 +677,7 @@
           </w:tcPr>
           <w:p>
             <w:r>
-              <w:t>14</w:t>
+              <w:t>15</w:t>
             </w:r>
           </w:p>
         </w:tc>
@@ -677,7 +719,7 @@
           </w:tcPr>
           <w:p>
             <w:r>
-              <w:t>15</w:t>
+              <w:t>16</w:t>
             </w:r>
           </w:p>
         </w:tc>
@@ -719,7 +761,7 @@
           </w:tcPr>
           <w:p>
             <w:r>
-              <w:t>16</w:t>
+              <w:t>17</w:t>
             </w:r>
           </w:p>
         </w:tc>
@@ -761,7 +803,7 @@
           </w:tcPr>
           <w:p>
             <w:r>
-              <w:t>17</w:t>
+              <w:t>18</w:t>
             </w:r>
           </w:p>
         </w:tc>
@@ -803,7 +845,7 @@
           </w:tcPr>
           <w:p>
             <w:r>
-              <w:t>18</w:t>
+              <w:t>19</w:t>
             </w:r>
           </w:p>
         </w:tc>
@@ -845,7 +887,7 @@
           </w:tcPr>
           <w:p>
             <w:r>
-              <w:t>19</w:t>
+              <w:t>20</w:t>
             </w:r>
           </w:p>
         </w:tc>
@@ -887,7 +929,7 @@
           </w:tcPr>
           <w:p>
             <w:r>
-              <w:t>20</w:t>
+              <w:t>21</w:t>
             </w:r>
           </w:p>
         </w:tc>
@@ -929,7 +971,7 @@
           </w:tcPr>
           <w:p>
             <w:r>
-              <w:t>21</w:t>
+              <w:t>22</w:t>
             </w:r>
           </w:p>
         </w:tc>
@@ -971,7 +1013,7 @@
           </w:tcPr>
           <w:p>
             <w:r>
-              <w:t>22</w:t>
+              <w:t>23</w:t>
             </w:r>
           </w:p>
         </w:tc>
@@ -1013,7 +1055,7 @@
           </w:tcPr>
           <w:p>
             <w:r>
-              <w:t>23</w:t>
+              <w:t>24</w:t>
             </w:r>
           </w:p>
         </w:tc>
@@ -1055,7 +1097,7 @@
           </w:tcPr>
           <w:p>
             <w:r>
-              <w:t>24</w:t>
+              <w:t>25</w:t>
             </w:r>
           </w:p>
         </w:tc>
@@ -1097,7 +1139,7 @@
           </w:tcPr>
           <w:p>
             <w:r>
-              <w:t>25</w:t>
+              <w:t>26</w:t>
             </w:r>
           </w:p>
         </w:tc>
@@ -1139,7 +1181,7 @@
           </w:tcPr>
           <w:p>
             <w:r>
-              <w:t>26</w:t>
+              <w:t>27</w:t>
             </w:r>
           </w:p>
         </w:tc>
@@ -1181,7 +1223,7 @@
           </w:tcPr>
           <w:p>
             <w:r>
-              <w:t>27</w:t>
+              <w:t>28</w:t>
             </w:r>
           </w:p>
         </w:tc>
@@ -1223,7 +1265,7 @@
           </w:tcPr>
           <w:p>
             <w:r>
-              <w:t>28</w:t>
+              <w:t>29</w:t>
             </w:r>
           </w:p>
         </w:tc>
@@ -1265,7 +1307,7 @@
           </w:tcPr>
           <w:p>
             <w:r>
-              <w:t>29</w:t>
+              <w:t>30</w:t>
             </w:r>
           </w:p>
         </w:tc>
@@ -1307,7 +1349,7 @@
           </w:tcPr>
           <w:p>
             <w:r>
-              <w:t>30</w:t>
+              <w:t>31</w:t>
             </w:r>
           </w:p>
         </w:tc>
@@ -1349,7 +1391,7 @@
           </w:tcPr>
           <w:p>
             <w:r>
-              <w:t>31</w:t>
+              <w:t>32</w:t>
             </w:r>
           </w:p>
         </w:tc>
@@ -1391,7 +1433,7 @@
           </w:tcPr>
           <w:p>
             <w:r>
-              <w:t>32</w:t>
+              <w:t>33</w:t>
             </w:r>
           </w:p>
         </w:tc>
@@ -1433,7 +1475,7 @@
           </w:tcPr>
           <w:p>
             <w:r>
-              <w:t>33</w:t>
+              <w:t>34</w:t>
             </w:r>
           </w:p>
         </w:tc>
@@ -1528,7 +1570,7 @@
         <w:spacing w:after="120"/>
       </w:pPr>
       <w:r>
-        <w:t>Root configuration of JK Jewellery application. Sets up MaterialApp, seed theme color (#3B2E9B), initial home (LoginScreen), and comprehensive named routes.</w:t>
+        <w:t>Root configuration of JK Jewellery application. Sets up MaterialApp, seed theme color (#3B2E9B), initial home (SplashScreen), and comprehensive named routes.</w:t>
       </w:r>
     </w:p>
     <w:tbl>
@@ -1559,9 +1601,11 @@
               <w:br/>
               <w:t>├── ThemeData (colorScheme: ColorScheme.fromSeed(seedColor: #3B2E9B), useMaterial3: true)</w:t>
               <w:br/>
-              <w:t>├── LoginScreen (home)</w:t>
-              <w:br/>
-              <w:t>└── Routes Map (30 Named Routes)</w:t>
+              <w:t>├── SplashScreen (home)</w:t>
+              <w:br/>
+              <w:t>└── Routes Map (31 Named Routes)</w:t>
+              <w:br/>
+              <w:t xml:space="preserve">    ├── '/splash' ──────────────&gt; SplashScreen</w:t>
               <w:br/>
               <w:t xml:space="preserve">    ├── '/login' ───────────────&gt; LoginScreen</w:t>
               <w:br/>
@@ -1655,7 +1699,106 @@
           <w:color w:val="3B2E9B"/>
           <w:sz w:val="28"/>
         </w:rPr>
-        <w:t>02. LoginScreen</w:t>
+        <w:t>02. SplashScreen</w:t>
+      </w:r>
+    </w:p>
+    <w:p>
+      <w:pPr>
+        <w:spacing w:after="40"/>
+      </w:pPr>
+      <w:r>
+        <w:rPr>
+          <w:b/>
+        </w:rPr>
+        <w:t xml:space="preserve">File: </w:t>
+      </w:r>
+      <w:r>
+        <w:t xml:space="preserve">lib/authentication/splashscreen.dart   |   </w:t>
+      </w:r>
+      <w:r>
+        <w:rPr>
+          <w:b/>
+        </w:rPr>
+        <w:t xml:space="preserve">Type: </w:t>
+      </w:r>
+      <w:r>
+        <w:t>StatefulWidget</w:t>
+      </w:r>
+    </w:p>
+    <w:p>
+      <w:pPr>
+        <w:spacing w:after="120"/>
+      </w:pPr>
+      <w:r>
+        <w:t>Application launch splash screen with animated branding and automated transition to LoginScreen.</w:t>
+      </w:r>
+    </w:p>
+    <w:tbl>
+      <w:tblPr>
+        <w:tblW w:type="auto" w:w="0"/>
+        <w:tblLook w:firstColumn="1" w:firstRow="1" w:lastColumn="0" w:lastRow="0" w:noHBand="0" w:noVBand="1" w:val="04A0"/>
+      </w:tblPr>
+      <w:tblGrid>
+        <w:gridCol w:w="10080"/>
+      </w:tblGrid>
+      <w:tr>
+        <w:tc>
+          <w:tcPr>
+            <w:tcW w:type="dxa" w:w="10080"/>
+            <w:shd w:fill="F4F3FA"/>
+          </w:tcPr>
+          <w:p>
+            <w:pPr>
+              <w:spacing w:before="80" w:after="80"/>
+            </w:pPr>
+            <w:r>
+              <w:rPr>
+                <w:rFonts w:ascii="Consolas" w:hAnsi="Consolas"/>
+                <w:color w:val="1A1A1A"/>
+                <w:sz w:val="17"/>
+              </w:rPr>
+              <w:t>Scaffold (backgroundColor: Colors.white)</w:t>
+              <w:br/>
+              <w:t>└── SafeArea</w:t>
+              <w:br/>
+              <w:t xml:space="preserve">    └── Center</w:t>
+              <w:br/>
+              <w:t xml:space="preserve">        └── FadeTransition (_fadeAnimation)</w:t>
+              <w:br/>
+              <w:t xml:space="preserve">            └── ScaleTransition (_scaleAnimation)</w:t>
+              <w:br/>
+              <w:t xml:space="preserve">                └── Column (mainAxisAlignment: center)</w:t>
+              <w:br/>
+              <w:t xml:space="preserve">                    ├── Container (circular badge, diamond icon, size: 44, color: #3520A5)</w:t>
+              <w:br/>
+              <w:t xml:space="preserve">                    ├── SizedBox (height: 24)</w:t>
+              <w:br/>
+              <w:t xml:space="preserve">                    ├── Text("JK JEWELLERY", fontSize: 22, fontWeight: bold, color: #3520A5)</w:t>
+              <w:br/>
+              <w:t xml:space="preserve">                    ├── SizedBox (height: 6)</w:t>
+              <w:br/>
+              <w:t xml:space="preserve">                    └── Text("LUXURY COLLECTION", fontSize: 11, fontWeight: w400, letterSpacing: 3.5)</w:t>
+            </w:r>
+          </w:p>
+        </w:tc>
+      </w:tr>
+    </w:tbl>
+    <w:p>
+      <w:pPr>
+        <w:spacing w:after="200"/>
+      </w:pPr>
+    </w:p>
+    <w:p>
+      <w:pPr>
+        <w:spacing w:before="200" w:after="40"/>
+      </w:pPr>
+      <w:r>
+        <w:rPr>
+          <w:b/>
+          <w:color w:val="3B2E9B"/>
+          <w:sz w:val="28"/>
+        </w:rPr>
+        <w:t>03. LoginScreen</w:t>
       </w:r>
     </w:p>
     <w:p>
@@ -1806,7 +1949,7 @@
           <w:color w:val="3B2E9B"/>
           <w:sz w:val="28"/>
         </w:rPr>
-        <w:t>03. RegisterScreen</w:t>
+        <w:t>04. RegisterScreen</w:t>
       </w:r>
     </w:p>
     <w:p>
@@ -1967,7 +2110,7 @@
           <w:color w:val="3B2E9B"/>
           <w:sz w:val="28"/>
         </w:rPr>
-        <w:t>04. ForgotPasswordScreen</w:t>
+        <w:t>05. ForgotPasswordScreen</w:t>
       </w:r>
     </w:p>
     <w:p>
@@ -2088,7 +2231,7 @@
           <w:color w:val="3B2E9B"/>
           <w:sz w:val="28"/>
         </w:rPr>
-        <w:t>05. OtpScreen</w:t>
+        <w:t>06. OtpScreen</w:t>
       </w:r>
     </w:p>
     <w:p>
@@ -2209,7 +2352,7 @@
           <w:color w:val="3B2E9B"/>
           <w:sz w:val="28"/>
         </w:rPr>
-        <w:t>06. PasswordScreen (Set New Password)</w:t>
+        <w:t>07. PasswordScreen (Set New Password)</w:t>
       </w:r>
     </w:p>
     <w:p>
@@ -2353,7 +2496,7 @@
           <w:color w:val="3B2E9B"/>
           <w:sz w:val="28"/>
         </w:rPr>
-        <w:t>07. HomeScreen</w:t>
+        <w:t>08. HomeScreen</w:t>
       </w:r>
     </w:p>
     <w:p>
@@ -2574,7 +2717,7 @@
           <w:color w:val="3B2E9B"/>
           <w:sz w:val="28"/>
         </w:rPr>
-        <w:t>08. JewelleryScreen (Catalog / All Jewellery)</w:t>
+        <w:t>09. JewelleryScreen (Catalog / All Jewellery)</w:t>
       </w:r>
     </w:p>
     <w:p>
@@ -2729,7 +2872,7 @@
           <w:color w:val="3B2E9B"/>
           <w:sz w:val="28"/>
         </w:rPr>
-        <w:t>09. SearchFilterScreen</w:t>
+        <w:t>10. SearchFilterScreen</w:t>
       </w:r>
     </w:p>
     <w:p>
@@ -2894,7 +3037,7 @@
           <w:color w:val="3B2E9B"/>
           <w:sz w:val="28"/>
         </w:rPr>
-        <w:t>10. ProductDetailsScreen</w:t>
+        <w:t>11. ProductDetailsScreen</w:t>
       </w:r>
     </w:p>
     <w:p>
@@ -3063,7 +3206,7 @@
           <w:color w:val="3B2E9B"/>
           <w:sz w:val="28"/>
         </w:rPr>
-        <w:t>11. CartScreen</w:t>
+        <w:t>12. CartScreen</w:t>
       </w:r>
     </w:p>
     <w:p>
@@ -3222,7 +3365,7 @@
           <w:color w:val="3B2E9B"/>
           <w:sz w:val="28"/>
         </w:rPr>
-        <w:t>12. CheckoutScreen</w:t>
+        <w:t>13. CheckoutScreen</w:t>
       </w:r>
     </w:p>
     <w:p>
@@ -3389,7 +3532,7 @@
           <w:color w:val="3B2E9B"/>
           <w:sz w:val="28"/>
         </w:rPr>
-        <w:t>13. PaymentScreen</w:t>
+        <w:t>14. PaymentScreen</w:t>
       </w:r>
     </w:p>
     <w:p>
@@ -3538,7 +3681,7 @@
           <w:color w:val="3B2E9B"/>
           <w:sz w:val="28"/>
         </w:rPr>
-        <w:t>14. OrderHistoryScreen</w:t>
+        <w:t>15. OrderHistoryScreen</w:t>
       </w:r>
     </w:p>
     <w:p>
@@ -3697,7 +3840,7 @@
           <w:color w:val="3B2E9B"/>
           <w:sz w:val="28"/>
         </w:rPr>
-        <w:t>15. ProfileScreen</w:t>
+        <w:t>16. ProfileScreen</w:t>
       </w:r>
     </w:p>
     <w:p>
@@ -3838,7 +3981,7 @@
           <w:color w:val="3B2E9B"/>
           <w:sz w:val="28"/>
         </w:rPr>
-        <w:t>16. WishlistScreen</w:t>
+        <w:t>17. WishlistScreen</w:t>
       </w:r>
     </w:p>
     <w:p>
@@ -3931,7 +4074,7 @@
           <w:color w:val="3B2E9B"/>
           <w:sz w:val="28"/>
         </w:rPr>
-        <w:t>17. TermsScreen</w:t>
+        <w:t>18. TermsScreen</w:t>
       </w:r>
     </w:p>
     <w:p>
@@ -4087,7 +4230,7 @@
           <w:color w:val="3B2E9B"/>
           <w:sz w:val="28"/>
         </w:rPr>
-        <w:t>18. AdminDashboardScreen</w:t>
+        <w:t>19. AdminDashboardScreen</w:t>
       </w:r>
     </w:p>
     <w:p>
@@ -4246,7 +4389,7 @@
           <w:color w:val="3B2E9B"/>
           <w:sz w:val="28"/>
         </w:rPr>
-        <w:t>19. AdminProductsScreen</w:t>
+        <w:t>20. AdminProductsScreen</w:t>
       </w:r>
     </w:p>
     <w:p>
@@ -4387,7 +4530,7 @@
           <w:color w:val="3B2E9B"/>
           <w:sz w:val="28"/>
         </w:rPr>
-        <w:t>20. AddProductScreen</w:t>
+        <w:t>21. AddProductScreen</w:t>
       </w:r>
     </w:p>
     <w:p>
@@ -4572,7 +4715,7 @@
           <w:color w:val="3B2E9B"/>
           <w:sz w:val="28"/>
         </w:rPr>
-        <w:t>21. EditProductScreen</w:t>
+        <w:t>22. EditProductScreen</w:t>
       </w:r>
     </w:p>
     <w:p>
@@ -4743,7 +4886,7 @@
           <w:color w:val="3B2E9B"/>
           <w:sz w:val="28"/>
         </w:rPr>
-        <w:t>22. DeleteProductScreen</w:t>
+        <w:t>23. DeleteProductScreen</w:t>
       </w:r>
     </w:p>
     <w:p>
@@ -4874,7 +5017,7 @@
           <w:color w:val="3B2E9B"/>
           <w:sz w:val="28"/>
         </w:rPr>
-        <w:t>23. ManageCategoriesScreen</w:t>
+        <w:t>24. ManageCategoriesScreen</w:t>
       </w:r>
     </w:p>
     <w:p>
@@ -5023,7 +5166,7 @@
           <w:color w:val="3B2E9B"/>
           <w:sz w:val="28"/>
         </w:rPr>
-        <w:t>24. AddCategoryScreen</w:t>
+        <w:t>25. AddCategoryScreen</w:t>
       </w:r>
     </w:p>
     <w:p>
@@ -5180,7 +5323,7 @@
           <w:color w:val="3B2E9B"/>
           <w:sz w:val="28"/>
         </w:rPr>
-        <w:t>25. EditCategoryScreen</w:t>
+        <w:t>26. EditCategoryScreen</w:t>
       </w:r>
     </w:p>
     <w:p>
@@ -5339,7 +5482,7 @@
           <w:color w:val="3B2E9B"/>
           <w:sz w:val="28"/>
         </w:rPr>
-        <w:t>26. ManageOrdersScreen</w:t>
+        <w:t>27. ManageOrdersScreen</w:t>
       </w:r>
     </w:p>
     <w:p>
@@ -5488,7 +5631,7 @@
           <w:color w:val="3B2E9B"/>
           <w:sz w:val="28"/>
         </w:rPr>
-        <w:t>27. UpdateOrderStatusScreen</w:t>
+        <w:t>28. UpdateOrderStatusScreen</w:t>
       </w:r>
     </w:p>
     <w:p>
@@ -5621,7 +5764,7 @@
           <w:color w:val="3B2E9B"/>
           <w:sz w:val="28"/>
         </w:rPr>
-        <w:t>28. ManageUsersScreen</w:t>
+        <w:t>29. ManageUsersScreen</w:t>
       </w:r>
     </w:p>
     <w:p>
@@ -5766,7 +5909,7 @@
           <w:color w:val="3B2E9B"/>
           <w:sz w:val="28"/>
         </w:rPr>
-        <w:t>29. AddUserScreen</w:t>
+        <w:t>30. AddUserScreen</w:t>
       </w:r>
     </w:p>
     <w:p>
@@ -5939,7 +6082,7 @@
           <w:color w:val="3B2E9B"/>
           <w:sz w:val="28"/>
         </w:rPr>
-        <w:t>30. AdminProfileScreen</w:t>
+        <w:t>31. AdminProfileScreen</w:t>
       </w:r>
     </w:p>
     <w:p>
@@ -6092,7 +6235,7 @@
           <w:color w:val="3B2E9B"/>
           <w:sz w:val="28"/>
         </w:rPr>
-        <w:t>31. EditProfileScreen</w:t>
+        <w:t>32. EditProfileScreen</w:t>
       </w:r>
     </w:p>
     <w:p>
@@ -6264,7 +6407,7 @@
           <w:color w:val="3B2E9B"/>
           <w:sz w:val="28"/>
         </w:rPr>
-        <w:t>32. UserBottomNav</w:t>
+        <w:t>33. UserBottomNav</w:t>
       </w:r>
     </w:p>
     <w:p>
@@ -6389,7 +6532,7 @@
           <w:color w:val="3B2E9B"/>
           <w:sz w:val="28"/>
         </w:rPr>
-        <w:t>33. AdminBottomNav</w:t>
+        <w:t>34. AdminBottomNav</w:t>
       </w:r>
     </w:p>
     <w:p>
